--- a/output/第10期計画_キックオフ会議資料_第3稿.docx
+++ b/output/第10期計画_キックオフ会議資料_第3稿.docx
@@ -371,7 +371,7 @@
                 <w:rFonts w:ascii="游ゴシック" w:hAnsi="游ゴシック" w:eastAsia="游ゴシック"/>
                 <w:sz w:val="19"/>
               </w:rPr>
-              <w:t>・仕様書４（3）の対象4調査の受領状況と、事業所を対象とする調査が業務範囲に含まれないことの確認をお願いします。</w:t>
+              <w:t>・仕様書４（3）の対象4調査の受領状況と、事業所を対象とする調査が受託者の業務範囲に含まれないことをご確認いただきます。</w:t>
             </w:r>
           </w:p>
           <w:p>
@@ -1464,7 +1464,7 @@
                 <w:b w:val="0"/>
                 <w:sz w:val="18"/>
               </w:rPr>
-              <w:t>構造評価済：19施策中6施策は部分評価可能、13施策は指標不足。自己点検（レッドチームレビュー）で29件を指摘し記述を訂正</w:t>
+              <w:t>構造評価済：19施策中6施策は部分評価可能、13施策は指標不足。自己点検（レッドチームレビュー）で29件を指摘し、うち5件は資料の受領により指摘が的中したため評価の記述を訂正</w:t>
             </w:r>
           </w:p>
         </w:tc>
@@ -2141,7 +2141,7 @@
                 <w:b w:val="0"/>
                 <w:sz w:val="18"/>
               </w:rPr>
-              <w:t>定員・受給率・自給率を確認済。3町の自給率は6区分平均で63〜78％であり、施設・居住系の23〜35％は区域外の事業所による</w:t>
+              <w:t>定員・受給率・自給率を確認済。3町の自給率（算定できる区分の単純平均）は63〜78％。施設・居住系では給付の23〜35％が区域外の事業所による</w:t>
             </w:r>
           </w:p>
         </w:tc>
@@ -2318,7 +2318,7 @@
                 <w:b w:val="0"/>
                 <w:sz w:val="18"/>
               </w:rPr>
-              <w:t>第9期は2年で月額385円の剰余。上川管内で剰余が生じている保険者は21のうち6</w:t>
+              <w:t>第9期は2年で月額385円の剰余（令和6・7年度は年度途中までの集計）。上川管内で剰余が生じている保険者は21のうち6</w:t>
             </w:r>
           </w:p>
         </w:tc>
@@ -3023,7 +3023,7 @@
                 <w:b w:val="0"/>
                 <w:sz w:val="18"/>
               </w:rPr>
-              <w:t>供給可能量、人材確保、生産性</w:t>
+              <w:t>人材確保、生産性。受入余力・受入不可・休廃止意向は本調査では把握できない</w:t>
             </w:r>
           </w:p>
         </w:tc>
@@ -3116,7 +3116,7 @@
           <w:b w:val="0"/>
           <w:sz w:val="20"/>
         </w:rPr>
-        <w:t>なお、上表のうち供給可能量・受入困難・休廃止縮小意向・ICT・BCPは、事業所を対象とする調査によらなければ把握できません。同調査は仕様書４（3）の対象4調査に含まれないため、実施の要否と実施する場合の取扱いをご確認ください（12章及び別冊のヒアリングシート 項目1）。</w:t>
+        <w:t>なお、上表のうち受入余力・受入不可・休廃止縮小意向・ICT・BCPは、事業所を対象とする調査によらなければ把握できません。同調査は仕様書４（3）の対象4調査に含まれず、仕様書は受託者が新たな調査の企画・設計・配布・回収・入力及び督促を行わないと定めています。発注者において実施される予定があるか、実施される場合に受託者が集計・分析を行うか（業務範囲の追加となります）をご確認ください（12章及び別冊のヒアリングシート 項目1）。</w:t>
       </w:r>
     </w:p>
     <w:p>
@@ -3343,7 +3343,7 @@
                 <w:b w:val="0"/>
                 <w:sz w:val="18"/>
               </w:rPr>
-              <w:t>認定者1,984人（令和8年3月末）、性・年齢調整済み要介護2以上認定率（W144）9.25％、1人当たり給付月額26,885円</w:t>
+              <w:t>認定者1,984人（令和8年3月末）、性・年齢調整済み要介護2以上認定率（W144）9.25％（令和5年）、第1号被保険者1人当たり給付月額26,885円（令和7年度）</w:t>
             </w:r>
           </w:p>
         </w:tc>
@@ -3579,7 +3579,7 @@
                 <w:b w:val="0"/>
                 <w:sz w:val="18"/>
               </w:rPr>
-              <w:t>第10期給付費92.67億円（自然体）、自然体保険料6,238円、現行基準額6,400円。令和7年度の必要保険料月額6,352円</w:t>
+              <w:t>第10期給付費92.67億円、自然体保険料6,238円（いずれも第2稿までの自然体推計による参考値）。現行基準額6,400円。令和7年度の必要保険料月額6,352円</w:t>
             </w:r>
           </w:p>
         </w:tc>
@@ -3598,7 +3598,7 @@
                 <w:b w:val="0"/>
                 <w:sz w:val="18"/>
               </w:rPr>
-              <w:t>基金、収納率、所得段階、制度・報酬、需要・供給条件別の幅</w:t>
+              <w:t>第2段階・第3段階の完了後に再算定する。基金、収納率、所得段階、制度・報酬、需要・供給条件別の幅</w:t>
             </w:r>
           </w:p>
         </w:tc>
@@ -4301,7 +4301,7 @@
           <w:rFonts w:ascii="游ゴシック" w:hAnsi="游ゴシック" w:eastAsia="游ゴシック"/>
           <w:sz w:val="21"/>
         </w:rPr>
-        <w:t>・給付の22〜37％相当が区域外の事業所に向かっていることの評価</w:t>
+        <w:t>・区域外の事業所による給付の割合（施設・居住系で23〜35％）の評価</w:t>
       </w:r>
     </w:p>
     <w:p>
@@ -4328,7 +4328,20 @@
           <w:b w:val="0"/>
           <w:sz w:val="21"/>
         </w:rPr>
-        <w:t>自然体推計確認シートは参照式を修正し、見える化システムの公表値6時点と差額0円で整合を確認しました。将来推計は、人口の基礎を社人研推計とし、階級別人口に階級別認定率を乗じる方法により第1段階を完了しています。その上で、需要上振れ、供給制約、基金取崩し、報酬・制度改正等の複数ケースを設定し、採用値を協議します。</w:t>
+        <w:t>将来推計は、人口の基礎を社人研推計とし、階級別人口に階級別認定率を乗じる方法により第1段階を完了しています。第2段階（サービス見込量）以降で、需要上振れ、供給制約、基金取崩し、報酬・制度改正等の複数ケースを設定し、採用値を協議します。</w:t>
+      </w:r>
+    </w:p>
+    <w:p>
+      <w:pPr>
+        <w:spacing w:after="120" w:before="0" w:line="276" w:lineRule="auto"/>
+      </w:pPr>
+      <w:r>
+        <w:rPr>
+          <w:rFonts w:ascii="游ゴシック" w:hAnsi="游ゴシック" w:eastAsia="游ゴシック"/>
+          <w:b w:val="0"/>
+          <w:sz w:val="20"/>
+        </w:rPr>
+        <w:t>なお、見える化システムの自然体推計確認シートについては、参照式を修正して公表値6時点と差額0円で整合することを確認済みです。これは同システムの計算過程の検算であり、上記の第1段階の推計とは別のものです。自然体推計による給付費92.67億円・保険料6,238円は、第2段階以降の算定により置き換わります。</w:t>
       </w:r>
     </w:p>
     <w:tbl>
@@ -4581,7 +4594,7 @@
                 <w:b w:val="0"/>
                 <w:sz w:val="18"/>
               </w:rPr>
-              <w:t>8～10月</w:t>
+              <w:t>10月中</w:t>
             </w:r>
           </w:p>
         </w:tc>
@@ -5650,7 +5663,7 @@
                 <w:b w:val="0"/>
                 <w:sz w:val="18"/>
               </w:rPr>
-              <w:t>令和6～8年度実績の受領、3調査の第10期分の受領、認定率のシナリオの決定</w:t>
+              <w:t>令和6～8年度実績の受領、3調査の第10期分の受領</w:t>
             </w:r>
           </w:p>
         </w:tc>
@@ -5669,7 +5682,7 @@
                 <w:b w:val="0"/>
                 <w:sz w:val="18"/>
               </w:rPr>
-              <w:t>評価根拠、第2段階の着手条件</w:t>
+              <w:t>評価根拠</w:t>
             </w:r>
           </w:p>
         </w:tc>
@@ -5768,7 +5781,7 @@
                 <w:b w:val="0"/>
                 <w:sz w:val="18"/>
               </w:rPr>
-              <w:t>第2段階（サービス見込量）、供給制約分析、KPI、3町調整</w:t>
+              <w:t>認定率のシナリオの決定、第2段階（サービス見込量）、供給制約分析、KPI、3町調整</w:t>
             </w:r>
           </w:p>
         </w:tc>
@@ -6143,7 +6156,7 @@
           <w:b w:val="0"/>
           <w:sz w:val="21"/>
         </w:rPr>
-        <w:t>最終納品物だけでなく、計画素案、分析資料、管理表等を途中成果として確認単位に設定します。現時点の成果品は26件であり、内容・読む順序・仕様書４（10）の納品物との対応を「成果品一覧」に整理しています。原稿、数値表、図表及び試算表は、参照関係と更新履歴を崩さないよう一元管理します。</w:t>
+        <w:t>最終納品物だけでなく、計画素案、分析資料、管理表等を途中成果として確認単位に設定します。成果品の内容、読む順序及び仕様書４（10）の納品物との対応は別冊「成果品一覧」に整理しています。原稿、数値表、図表及び試算表は、参照関係と更新履歴を崩さないよう一元管理します。</w:t>
       </w:r>
     </w:p>
     <w:tbl>
@@ -7518,7 +7531,7 @@
                 <w:b w:val="0"/>
                 <w:sz w:val="18"/>
               </w:rPr>
-              <w:t>事業所実態調査の実施の要否（仕様書４（3）の対象外）</w:t>
+              <w:t>事業所を対象とする調査の実施の予定と、受託者の関与の範囲（仕様書４（3）の対象外）</w:t>
             </w:r>
           </w:p>
         </w:tc>
@@ -8208,6 +8221,19 @@
           <w:sz w:val="19"/>
         </w:rPr>
         <w:t>※ 会議時間が限られる場合は、項目1・項目2・項目7を優先してください。この3件はいずれも他の作業の前提となります。</w:t>
+      </w:r>
+    </w:p>
+    <w:p>
+      <w:pPr>
+        <w:spacing w:after="120" w:before="0" w:line="276" w:lineRule="auto"/>
+      </w:pPr>
+      <w:r>
+        <w:rPr>
+          <w:rFonts w:ascii="游ゴシック" w:hAnsi="游ゴシック" w:eastAsia="游ゴシック"/>
+          <w:b w:val="0"/>
+          <w:sz w:val="19"/>
+        </w:rPr>
+        <w:t>会議の締めくくりとして、次の3点を一覧で確認します。内容はヒアリングシート項目2・項目3の結果を転記するものです。</w:t>
       </w:r>
     </w:p>
     <w:tbl>
@@ -8754,7 +8780,7 @@
                 <w:rFonts w:ascii="游ゴシック" w:hAnsi="游ゴシック" w:eastAsia="游ゴシック"/>
                 <w:sz w:val="19"/>
               </w:rPr>
-              <w:t>・3町の自給率は6区分平均で63〜78％であり、施設・居住系の23〜35％は区域外の事業所によるものです。供給制約の重点論点として確認します。</w:t>
+              <w:t>・3町の自給率（算定できる区分の単純平均）は63〜78％で、施設・居住系では給付の23〜35％が区域外の事業所によるものです。給付額による加重平均の算定には町別のサービス区分別給付費を要します。供給制約の重点論点として確認します。</w:t>
             </w:r>
           </w:p>
           <w:p>

--- a/output/第10期計画_キックオフ会議資料_第3稿.docx
+++ b/output/第10期計画_キックオフ会議資料_第3稿.docx
@@ -359,7 +359,7 @@
                 <w:rFonts w:ascii="游ゴシック" w:hAnsi="游ゴシック" w:eastAsia="游ゴシック"/>
                 <w:sz w:val="19"/>
               </w:rPr>
-              <w:t>・人口推計の基礎を社人研推計とする決定（令和8年7月30日）を踏まえた将来推計の第1段階の結果と、認定率のシナリオの選択をご確認いただきます。</w:t>
+              <w:t>・人口推計の基礎について、受託者の案（社人研推計＝見える化システムの初期値をそのまま用いる）と、これを仮に置いて試算した将来推計の第1段階の結果をお示しします。基礎の採用と認定率のシナリオの選択についてご意向をお伺いします。</w:t>
             </w:r>
           </w:p>
           <w:p>
@@ -418,7 +418,7 @@
           <w:b w:val="0"/>
           <w:sz w:val="21"/>
         </w:rPr>
-        <w:t>仕様書・設計書の要求事項を、業務管理と意思決定に使える形で整理します。仕様書４（3）が定める4調査のうち、健康とくらしの調査は個票データを受領し集計・クロス集計・分析を完了しています。他の3調査は第10期分が未受領のため、既存の令和5年調査分と行政・見える化データによる分析を先行して進めています。</w:t>
+        <w:t>仕様書・設計書の要求事項を、業務管理と意思決定に使える形で整理します。なお、仕様書の定めにより、受託者は業務の各工程においてその都度発注者の意向を確認しながら業務を進めます。本資料に記載する推計の前提、シナリオ及び計画の方向性は、特にご意向を確認した旨を明記したものを除き、受託者の案又は作業上の前提であり、決定した事項ではありません。仕様書４（3）が定める4調査のうち、健康とくらしの調査は個票データを受領し集計・クロス集計・分析を完了しています。他の3調査は第10期分が未受領のため、既存の令和5年調査分と行政・見える化データによる分析を先行して進めています。</w:t>
       </w:r>
     </w:p>
     <w:tbl>
@@ -1620,7 +1620,7 @@
                 <w:b w:val="0"/>
                 <w:sz w:val="18"/>
               </w:rPr>
-              <w:t>人口推計の基礎を社人研推計とすることを決定（令和8年7月30日）。第1段階（人口と認定者数）を完了</w:t>
+              <w:t>人口推計の基礎は社人研推計を受託者の案とし、これを仮に置いて第1段階（人口と認定者数）を試算</w:t>
             </w:r>
           </w:p>
         </w:tc>
@@ -3156,7 +3156,7 @@
           <w:b w:val="0"/>
           <w:sz w:val="21"/>
         </w:rPr>
-        <w:t>人口推計の基礎について、社人研推計（見える化システムの初期値）をそのまま用いることを令和8年7月30日にご決定いただきました。これを受けて将来推計の第1段階（人口と認定者数）を実施しています。</w:t>
+        <w:t>人口推計の基礎について、受託者は社人研推計（見える化システムの初期値）をそのまま用いることを案としています。本日の会議でご意向を確認するまでは決定した事項ではないため、この案を作業上の前提として仮に置いたうえで、将来推計の第1段階（人口と認定者数）を試算しています。ご意向により基礎を変更する場合は、第1段階を再計算します。</w:t>
       </w:r>
     </w:p>
     <w:p>
@@ -4478,7 +4478,7 @@
                 <w:b w:val="0"/>
                 <w:sz w:val="18"/>
               </w:rPr>
-              <w:t>人口の基礎の決定と第1段階（人口・認定者数）の推計</w:t>
+              <w:t>人口の基礎の確認と第1段階（人口・認定者数）の試算</w:t>
             </w:r>
           </w:p>
         </w:tc>
@@ -4497,7 +4497,7 @@
                 <w:b w:val="0"/>
                 <w:sz w:val="18"/>
               </w:rPr>
-              <w:t>完了（令和8年7月30日決定）。社人研推計を採用</w:t>
+              <w:t>受託者の案（社人研推計）を仮に置いて試算済。発注者のご意向を確認する</w:t>
             </w:r>
           </w:p>
         </w:tc>
@@ -4516,7 +4516,7 @@
                 <w:b w:val="0"/>
                 <w:sz w:val="18"/>
               </w:rPr>
-              <w:t>決定済</w:t>
+              <w:t>8月</w:t>
             </w:r>
           </w:p>
         </w:tc>
@@ -7826,7 +7826,7 @@
                 <w:b w:val="0"/>
                 <w:sz w:val="18"/>
               </w:rPr>
-              <w:t>階級別認定率のシナリオの選択</w:t>
+              <w:t>人口推計の基礎の採用及び階級別認定率のシナリオの選択</w:t>
             </w:r>
           </w:p>
         </w:tc>
@@ -7845,7 +7845,7 @@
                 <w:b w:val="0"/>
                 <w:sz w:val="18"/>
               </w:rPr>
-              <w:t>決定</w:t>
+              <w:t>意向確認</w:t>
             </w:r>
           </w:p>
         </w:tc>
@@ -8756,7 +8756,7 @@
                 <w:rFonts w:ascii="游ゴシック" w:hAnsi="游ゴシック" w:eastAsia="游ゴシック"/>
                 <w:sz w:val="19"/>
               </w:rPr>
-              <w:t>・人口推計の基礎を社人研推計とすることをご決定いただき、将来推計の第1段階（人口と認定者数）を完了しました。基準年度の推計値は実績1,984人と一致します。</w:t>
+              <w:t>・人口推計の基礎は社人研推計を受託者の案とし、これを仮に置いて将来推計の第1段階（人口と認定者数）を試算しました。基準年度の推計値は実績1,984人と一致します。基礎の採用については本日ご意向を確認します。</w:t>
             </w:r>
           </w:p>
           <w:p>
@@ -8877,7 +8877,7 @@
           <w:rFonts w:ascii="游ゴシック" w:hAnsi="游ゴシック" w:eastAsia="游ゴシック"/>
           <w:sz w:val="21"/>
         </w:rPr>
-        <w:t>・認定率のシナリオのご決定を受けて、将来推計の第1段階を確定します。</w:t>
+        <w:t>・人口推計の基礎及び認定率のシナリオについてご意向を確認し、将来推計の第1段階を確定します。</w:t>
       </w:r>
     </w:p>
     <w:p>
@@ -8903,7 +8903,7 @@
           <w:rFonts w:ascii="游ゴシック" w:hAnsi="游ゴシック" w:eastAsia="游ゴシック"/>
           <w:sz w:val="21"/>
         </w:rPr>
-        <w:t>・キックオフ資料を第3稿から更新し、ご決定いただいた事項を業務工程管理表及び必要事項の一覧に反映します。</w:t>
+        <w:t>・キックオフ資料を第3稿から更新し、本日いただいたご意向を業務工程管理表及び必要事項の一覧に反映します。</w:t>
       </w:r>
     </w:p>
     <w:p>
